--- a/word_reports/LP_0054_위치_156_Al Green_The Belle Album.docx
+++ b/word_reports/LP_0054_위치_156_Al Green_The Belle Album.docx
@@ -4,7 +4,7 @@
   <w:body>
     <w:p>
       <w:pPr>
-        <w:spacing w:after="280"/>
+        <w:spacing w:after="80"/>
       </w:pPr>
       <w:r>
         <w:rPr w:rFonts="맑은 고딕">
@@ -13,94 +13,47 @@
           <w:color w:val="1E3A8A"/>
           <w:sz w:val="30"/>
         </w:rPr>
-        <w:t>[156] Al Green - The Belle Album</w:t>
+        <w:t>Al Green (알 그린) - The Belle Album</w:t>
       </w:r>
     </w:p>
     <w:p>
       <w:pPr>
-        <w:spacing w:after="320"/>
+        <w:spacing w:after="240"/>
       </w:pPr>
       <w:r>
         <w:rPr w:rFonts="맑은 고딕">
           <w:rFonts w:ascii="맑은 고딕" w:hAnsi="맑은 고딕" w:eastAsia="맑은 고딕"/>
           <w:b/>
-          <w:sz w:val="20"/>
+          <w:color w:val="4B5563"/>
+          <w:sz w:val="22"/>
         </w:rPr>
-        <w:t>■ 위치 : 156</w:t>
-        <w:br/>
-      </w:r>
-      <w:r>
-        <w:rPr w:rFonts="맑은 고딕">
-          <w:rFonts w:ascii="맑은 고딕" w:hAnsi="맑은 고딕" w:eastAsia="맑은 고딕"/>
-          <w:b/>
-          <w:sz w:val="20"/>
-        </w:rPr>
-        <w:t>■ 아티스트 : Al Green</w:t>
-        <w:br/>
-      </w:r>
-      <w:r>
-        <w:rPr w:rFonts="맑은 고딕">
-          <w:rFonts w:ascii="맑은 고딕" w:hAnsi="맑은 고딕" w:eastAsia="맑은 고딕"/>
-          <w:b/>
-          <w:sz w:val="20"/>
-        </w:rPr>
-        <w:t>■ 앨범명 : The Belle Album</w:t>
-        <w:br/>
-      </w:r>
-      <w:r>
-        <w:rPr w:rFonts="맑은 고딕">
-          <w:rFonts w:ascii="맑은 고딕" w:hAnsi="맑은 고딕" w:eastAsia="맑은 고딕"/>
-          <w:b w:val="0"/>
-          <w:sz w:val="20"/>
-        </w:rPr>
-        <w:t>■ 음반 레이블 : Hi Records</w:t>
-        <w:br/>
-      </w:r>
-      <w:r>
-        <w:rPr w:rFonts="맑은 고딕">
-          <w:rFonts w:ascii="맑은 고딕" w:hAnsi="맑은 고딕" w:eastAsia="맑은 고딕"/>
-          <w:b w:val="0"/>
-          <w:sz w:val="20"/>
-        </w:rPr>
-        <w:t>■ 발매년도 : 1977</w:t>
-        <w:br/>
-      </w:r>
-      <w:r>
-        <w:rPr w:rFonts="맑은 고딕">
-          <w:rFonts w:ascii="맑은 고딕" w:hAnsi="맑은 고딕" w:eastAsia="맑은 고딕"/>
-          <w:b w:val="0"/>
-          <w:sz w:val="20"/>
-        </w:rPr>
-        <w:t>■ 장르 : 딥 소울(Deep Soul), 고스펠 소울(Gospel Soul), 멤피스 소울(Memphis Soul)</w:t>
-        <w:br/>
-      </w:r>
-      <w:r>
-        <w:rPr w:rFonts="맑은 고딕">
-          <w:rFonts w:ascii="맑은 고딕" w:hAnsi="맑은 고딕" w:eastAsia="맑은 고딕"/>
-          <w:b w:val="0"/>
-          <w:sz w:val="20"/>
-        </w:rPr>
-        <w:t>■ 주요 수록곡 : 1. Belle</w:t>
-        <w:br/>
+        <w:t>위치 :  156</w:t>
       </w:r>
     </w:p>
     <w:p>
       <w:pPr>
-        <w:spacing w:after="160"/>
+        <w:spacing w:line="324" w:lineRule="auto" w:before="80" w:after="160"/>
       </w:pPr>
       <w:r>
         <w:rPr w:rFonts="맑은 고딕">
           <w:rFonts w:ascii="맑은 고딕" w:hAnsi="맑은 고딕" w:eastAsia="맑은 고딕"/>
           <w:b/>
           <w:color w:val="1F2937"/>
-          <w:sz w:val="24"/>
+          <w:sz w:val="22"/>
         </w:rPr>
-        <w:t>■ 음반 해설 및 감상 가이드</w:t>
+        <w:t xml:space="preserve">[음반 소개] </w:t>
+      </w:r>
+      <w:r>
+        <w:rPr w:rFonts="맑은 고딕">
+          <w:rFonts w:ascii="맑은 고딕" w:hAnsi="맑은 고딕" w:eastAsia="맑은 고딕"/>
+          <w:b w:val="0"/>
+          <w:sz w:val="21"/>
+        </w:rPr>
       </w:r>
     </w:p>
     <w:p>
       <w:pPr>
-        <w:spacing w:line="312" w:lineRule="auto" w:after="120"/>
+        <w:spacing w:line="324" w:lineRule="auto" w:after="120"/>
       </w:pPr>
       <w:r>
         <w:rPr w:rFonts="맑은 고딕">
@@ -108,51 +61,516 @@
           <w:b w:val="0"/>
           <w:sz w:val="21"/>
         </w:rPr>
-        <w:t>1970년대를 풍미한 세속적 소울 음악의 거장 알 그린(Al Green)이 종교적 회심을 거친 후 발표한 1977년 작 《The Belle Album》은 그의 음악 인생에서 가장 중요한 전환점을 이루는 명반입니다. 오랫동안 최고의 합을 보여주었던 명프로듀서 윌리 미첼(Willie Mitchell) 및 멤피스 호른 섹션과의 협업을 마무리하고, 알 그린이 직접 전곡의 프로듀싱과 작곡을 담당하며 아티스트로서의 완벽한 자립을 선언한 작품입니다. 멤피스에 위치한 자신의 개인 스튜디오에서 녹음된 이 음반은 신을 향한 경건한 찬미와 인간적인 사랑의 감정이 절묘하게 교차하는 독보적인 감성을 담아냈습니다.</w:t>
+        <w:t>세속적인 사랑의 열병과 신을 향한 거룩한 헌신 그 아득한 경계 위에서, 소울의 거장 알 그린이 자신의 영혼을 온전히 투망하여 빚어낸 1977년의 기적 같은 걸작입니다. 오랜 조력자 윌리 미첼의 곁을 떠나 스스로 어쿠스틱 기타를 쥐고 프로듀싱까지 도맡은 이 음반은, 화려한 오케스트레이션 대신 인간 내면의 가장 진솔하고 투명한 고백을 담아냈습니다. 벨벳처럼 부드러운 가성과 절제된 리듬 사이로 피어오르는 영적인 평온은 반세기가 흐른 오늘날에도 듣는 이의 메마른 감성을 더없이 깊고 따스하게 어루만집니다. 고결한 예술적 해방과 숭고한 구원의 빛이 교차하는 이 음반은 흑인 음악사를 통틀어 가장 내밀하고 아름다운 영혼의 서사시로 기억됩니다.</w:t>
       </w:r>
     </w:p>
     <w:p>
       <w:pPr>
-        <w:spacing w:line="312" w:lineRule="auto" w:after="120"/>
+        <w:spacing w:line="324" w:lineRule="auto" w:before="200" w:after="80"/>
       </w:pPr>
+      <w:r>
+        <w:rPr w:rFonts="맑은 고딕">
+          <w:rFonts w:ascii="맑은 고딕" w:hAnsi="맑은 고딕" w:eastAsia="맑은 고딕"/>
+          <w:b/>
+          <w:color w:val="1E3A8A"/>
+          <w:sz w:val="24"/>
+        </w:rPr>
+        <w:t>1. 음반 데이터</w:t>
+      </w:r>
+    </w:p>
+    <w:p>
+      <w:pPr>
+        <w:spacing w:line="324" w:lineRule="auto" w:after="80"/>
+      </w:pPr>
+      <w:r>
+        <w:rPr w:rFonts="맑은 고딕">
+          <w:rFonts w:ascii="맑은 고딕" w:hAnsi="맑은 고딕" w:eastAsia="맑은 고딕"/>
+          <w:b w:val="0"/>
+          <w:color w:val="6B7280"/>
+          <w:sz w:val="21"/>
+        </w:rPr>
+        <w:t xml:space="preserve">· </w:t>
+      </w:r>
+      <w:r>
+        <w:rPr w:rFonts="맑은 고딕">
+          <w:rFonts w:ascii="맑은 고딕" w:hAnsi="맑은 고딕" w:eastAsia="맑은 고딕"/>
+          <w:b/>
+          <w:color w:val="1F2937"/>
+          <w:sz w:val="21"/>
+        </w:rPr>
+        <w:t xml:space="preserve">앨범명: </w:t>
+      </w:r>
       <w:r>
         <w:rPr w:rFonts="맑은 고딕">
           <w:rFonts w:ascii="맑은 고딕" w:hAnsi="맑은 고딕" w:eastAsia="맑은 고딕"/>
           <w:b w:val="0"/>
           <w:sz w:val="21"/>
         </w:rPr>
-        <w:t>본 작의 가장 큰 음악적 특징은 알 그린이 직접 연주한 어쿠스틱 기타 리듬이 앨범 전반을 따뜻하고 유기적으로 지배한다는 점입니다. 기존 멤피스 소울 특유의 화려한 브라스와 웅장한 스트링 편곡을 대폭 절제하는 대신, 어쿠스틱 기타의 핑거 피킹과 섬세한 퍼커션을 중심으로 한 리듬 파트를 전면에 내세워 극도의 친밀하고 사적인 사운드스케이프를 완성했습니다. 타이틀곡 "Belle"과 "Feels Like Summer" 등에서 느껴지는 소박하면서도 깊은 울림의 어쿠스틱 그루브는 듣는 이의 마음을 단숨에 사로잡습니다.</w:t>
+        <w:t>The Belle Album</w:t>
       </w:r>
     </w:p>
     <w:p>
       <w:pPr>
-        <w:spacing w:line="312" w:lineRule="auto" w:after="120"/>
+        <w:spacing w:line="324" w:lineRule="auto" w:after="80"/>
       </w:pPr>
+      <w:r>
+        <w:rPr w:rFonts="맑은 고딕">
+          <w:rFonts w:ascii="맑은 고딕" w:hAnsi="맑은 고딕" w:eastAsia="맑은 고딕"/>
+          <w:b w:val="0"/>
+          <w:color w:val="6B7280"/>
+          <w:sz w:val="21"/>
+        </w:rPr>
+        <w:t xml:space="preserve">· </w:t>
+      </w:r>
+      <w:r>
+        <w:rPr w:rFonts="맑은 고딕">
+          <w:rFonts w:ascii="맑은 고딕" w:hAnsi="맑은 고딕" w:eastAsia="맑은 고딕"/>
+          <w:b/>
+          <w:color w:val="1F2937"/>
+          <w:sz w:val="21"/>
+        </w:rPr>
+        <w:t xml:space="preserve">아티스트: </w:t>
+      </w:r>
       <w:r>
         <w:rPr w:rFonts="맑은 고딕">
           <w:rFonts w:ascii="맑은 고딕" w:hAnsi="맑은 고딕" w:eastAsia="맑은 고딕"/>
           <w:b w:val="0"/>
           <w:sz w:val="21"/>
         </w:rPr>
-        <w:t>알 그린의 보컬 역시 세속의 매혹적인 소울 스타에서 진실된 영혼의 고백자로 거듭납니다. 특유의 감미로운 가성과 절규하듯 터져 나오는 스크리밍, 가벼운 속삭임을 자유자재로 넘나드는 그의 보컬 테크닉은 신성함과 내면의 열정을 겸비하여 청자를 깊은 몰입으로 이끌어냅니다. 특히 대표곡 "Belle"의 가사("It's you I answer to, but it's Jesus who saved my life")에서 보여주듯, 연인에 대한 애정과 신을 향한 헌신이 단 하나의 고백 속에서 아름답게 조화를 이루며 고스펠과 R&amp;B가 도달할 수 있는 가장 고결한 형태의 결합을 제시합니다.</w:t>
+        <w:t>Al Green (알 그린)</w:t>
       </w:r>
     </w:p>
     <w:p>
       <w:pPr>
-        <w:spacing w:line="312" w:lineRule="auto" w:after="120"/>
+        <w:spacing w:line="324" w:lineRule="auto" w:after="80"/>
       </w:pPr>
+      <w:r>
+        <w:rPr w:rFonts="맑은 고딕">
+          <w:rFonts w:ascii="맑은 고딕" w:hAnsi="맑은 고딕" w:eastAsia="맑은 고딕"/>
+          <w:b w:val="0"/>
+          <w:color w:val="6B7280"/>
+          <w:sz w:val="21"/>
+        </w:rPr>
+        <w:t xml:space="preserve">· </w:t>
+      </w:r>
+      <w:r>
+        <w:rPr w:rFonts="맑은 고딕">
+          <w:rFonts w:ascii="맑은 고딕" w:hAnsi="맑은 고딕" w:eastAsia="맑은 고딕"/>
+          <w:b/>
+          <w:color w:val="1F2937"/>
+          <w:sz w:val="21"/>
+        </w:rPr>
+        <w:t xml:space="preserve">발매 정보: </w:t>
+      </w:r>
       <w:r>
         <w:rPr w:rFonts="맑은 고딕">
           <w:rFonts w:ascii="맑은 고딕" w:hAnsi="맑은 고딕" w:eastAsia="맑은 고딕"/>
           <w:b w:val="0"/>
           <w:sz w:val="21"/>
         </w:rPr>
-        <w:t>《The Belle Album》은 상업적 타협 없이 오직 아티스트의 내면적 신념과 음악적 순수성만으로 완성된 소울 역사상의 위대한 유산입니다. LP의 아날로그 질감으로 감상할 때 따스한 어쿠스틱 기타의 울림과 알 그린의 울컥이는 숨소리 하나까지 생생하게 전달되며, 감상자로 하여금 1970년대 후반 멤피스의 한 스튜디오 안에서 그가 전하는 가장 진실하고 고귀한 영혼의 울림을 온전히 체감하게 만듭니다.</w:t>
+        <w:t>1977년 12월 하이 레코드(Hi Records)를 통해 발매되었으며, 멤피스 사운드의 상징이었던 프로듀서 윌리 미첼과 결별한 후 알 그린이 자신의 스튜디오인 아메리칸 뮤직(American Music)에서 전곡을 직접 작곡하고 홀로 프로듀싱하여 세상에 내놓은 기념비적인 자립의 음반입니다.</w:t>
+      </w:r>
+    </w:p>
+    <w:p>
+      <w:pPr>
+        <w:spacing w:line="324" w:lineRule="auto" w:after="80"/>
+      </w:pPr>
+      <w:r>
+        <w:rPr w:rFonts="맑은 고딕">
+          <w:rFonts w:ascii="맑은 고딕" w:hAnsi="맑은 고딕" w:eastAsia="맑은 고딕"/>
+          <w:b w:val="0"/>
+          <w:color w:val="6B7280"/>
+          <w:sz w:val="21"/>
+        </w:rPr>
+        <w:t xml:space="preserve">· </w:t>
+      </w:r>
+      <w:r>
+        <w:rPr w:rFonts="맑은 고딕">
+          <w:rFonts w:ascii="맑은 고딕" w:hAnsi="맑은 고딕" w:eastAsia="맑은 고딕"/>
+          <w:b/>
+          <w:color w:val="1F2937"/>
+          <w:sz w:val="21"/>
+        </w:rPr>
+        <w:t xml:space="preserve">LP 인기도(판매량): </w:t>
+      </w:r>
+      <w:r>
+        <w:rPr w:rFonts="맑은 고딕">
+          <w:rFonts w:ascii="맑은 고딕" w:hAnsi="맑은 고딕" w:eastAsia="맑은 고딕"/>
+          <w:b w:val="0"/>
+          <w:sz w:val="21"/>
+        </w:rPr>
+        <w:t>발매 당시 빌보드 R&amp;B 앨범 차트 29위, 빌보드 200 차트 153위에 오르며 전성기 시절의 폭발적인 상업적 히트에는 미치지 못했으나, 싱글 'Belle'이 R&amp;B 차트 9위를 기록하는 등 대중과 평단의 깊은 지지를 받으며 스테디셀러로 자리매김했습니다.</w:t>
+      </w:r>
+    </w:p>
+    <w:p>
+      <w:pPr>
+        <w:spacing w:line="324" w:lineRule="auto" w:after="80"/>
+      </w:pPr>
+      <w:r>
+        <w:rPr w:rFonts="맑은 고딕">
+          <w:rFonts w:ascii="맑은 고딕" w:hAnsi="맑은 고딕" w:eastAsia="맑은 고딕"/>
+          <w:b w:val="0"/>
+          <w:color w:val="6B7280"/>
+          <w:sz w:val="21"/>
+        </w:rPr>
+        <w:t xml:space="preserve">· </w:t>
+      </w:r>
+      <w:r>
+        <w:rPr w:rFonts="맑은 고딕">
+          <w:rFonts w:ascii="맑은 고딕" w:hAnsi="맑은 고딕" w:eastAsia="맑은 고딕"/>
+          <w:b/>
+          <w:color w:val="1F2937"/>
+          <w:sz w:val="21"/>
+        </w:rPr>
+        <w:t xml:space="preserve">각종 수상경력: </w:t>
+      </w:r>
+      <w:r>
+        <w:rPr w:rFonts="맑은 고딕">
+          <w:rFonts w:ascii="맑은 고딕" w:hAnsi="맑은 고딕" w:eastAsia="맑은 고딕"/>
+          <w:b w:val="0"/>
+          <w:sz w:val="21"/>
+        </w:rPr>
+        <w:t>음악 평론계의 기념비적 찬사를 받으며 저명한 평론가 로버트 크리스트가우(Robert Christgau)의 1977년 '올해의 앨범'으로 선정되었고, 후일 음악 잡지 롤링 스톤(Rolling Stone)이 선정한 '역사상 가장 위대한 앨범 500선(500 Greatest Albums of All Time)'에 당당히 이름을 올리며 불멸의 가치를 공인받았습니다.</w:t>
+      </w:r>
+    </w:p>
+    <w:p>
+      <w:pPr>
+        <w:spacing w:line="324" w:lineRule="auto" w:before="200" w:after="80"/>
+      </w:pPr>
+      <w:r>
+        <w:rPr w:rFonts="맑은 고딕">
+          <w:rFonts w:ascii="맑은 고딕" w:hAnsi="맑은 고딕" w:eastAsia="맑은 고딕"/>
+          <w:b/>
+          <w:color w:val="1E3A8A"/>
+          <w:sz w:val="24"/>
+        </w:rPr>
+        <w:t>2. 아티스트 정보</w:t>
+      </w:r>
+    </w:p>
+    <w:p>
+      <w:pPr>
+        <w:spacing w:line="324" w:lineRule="auto" w:after="80"/>
+      </w:pPr>
+      <w:r>
+        <w:rPr w:rFonts="맑은 고딕">
+          <w:rFonts w:ascii="맑은 고딕" w:hAnsi="맑은 고딕" w:eastAsia="맑은 고딕"/>
+          <w:b w:val="0"/>
+          <w:color w:val="6B7280"/>
+          <w:sz w:val="21"/>
+        </w:rPr>
+        <w:t xml:space="preserve">· </w:t>
+      </w:r>
+      <w:r>
+        <w:rPr w:rFonts="맑은 고딕">
+          <w:rFonts w:ascii="맑은 고딕" w:hAnsi="맑은 고딕" w:eastAsia="맑은 고딕"/>
+          <w:b/>
+          <w:color w:val="1F2937"/>
+          <w:sz w:val="21"/>
+        </w:rPr>
+        <w:t xml:space="preserve">국적: </w:t>
+      </w:r>
+      <w:r>
+        <w:rPr w:rFonts="맑은 고딕">
+          <w:rFonts w:ascii="맑은 고딕" w:hAnsi="맑은 고딕" w:eastAsia="맑은 고딕"/>
+          <w:b w:val="0"/>
+          <w:sz w:val="21"/>
+        </w:rPr>
+        <w:t>미국 (미국 아칸소주 포러스트 시티 출생)</w:t>
+      </w:r>
+    </w:p>
+    <w:p>
+      <w:pPr>
+        <w:spacing w:line="324" w:lineRule="auto" w:after="80"/>
+      </w:pPr>
+      <w:r>
+        <w:rPr w:rFonts="맑은 고딕">
+          <w:rFonts w:ascii="맑은 고딕" w:hAnsi="맑은 고딕" w:eastAsia="맑은 고딕"/>
+          <w:b w:val="0"/>
+          <w:color w:val="6B7280"/>
+          <w:sz w:val="21"/>
+        </w:rPr>
+        <w:t xml:space="preserve">· </w:t>
+      </w:r>
+      <w:r>
+        <w:rPr w:rFonts="맑은 고딕">
+          <w:rFonts w:ascii="맑은 고딕" w:hAnsi="맑은 고딕" w:eastAsia="맑은 고딕"/>
+          <w:b/>
+          <w:color w:val="1F2937"/>
+          <w:sz w:val="21"/>
+        </w:rPr>
+        <w:t xml:space="preserve">생몰년도: </w:t>
+      </w:r>
+      <w:r>
+        <w:rPr w:rFonts="맑은 고딕">
+          <w:rFonts w:ascii="맑은 고딕" w:hAnsi="맑은 고딕" w:eastAsia="맑은 고딕"/>
+          <w:b w:val="0"/>
+          <w:sz w:val="21"/>
+        </w:rPr>
+        <w:t>1946년 4월 13일 ~ 현재</w:t>
+      </w:r>
+    </w:p>
+    <w:p>
+      <w:pPr>
+        <w:spacing w:line="324" w:lineRule="auto" w:after="80"/>
+      </w:pPr>
+      <w:r>
+        <w:rPr w:rFonts="맑은 고딕">
+          <w:rFonts w:ascii="맑은 고딕" w:hAnsi="맑은 고딕" w:eastAsia="맑은 고딕"/>
+          <w:b w:val="0"/>
+          <w:color w:val="6B7280"/>
+          <w:sz w:val="21"/>
+        </w:rPr>
+        <w:t xml:space="preserve">· </w:t>
+      </w:r>
+      <w:r>
+        <w:rPr w:rFonts="맑은 고딕">
+          <w:rFonts w:ascii="맑은 고딕" w:hAnsi="맑은 고딕" w:eastAsia="맑은 고딕"/>
+          <w:b/>
+          <w:color w:val="1F2937"/>
+          <w:sz w:val="21"/>
+        </w:rPr>
+        <w:t xml:space="preserve">그룹 소속: </w:t>
+      </w:r>
+      <w:r>
+        <w:rPr w:rFonts="맑은 고딕">
+          <w:rFonts w:ascii="맑은 고딕" w:hAnsi="맑은 고딕" w:eastAsia="맑은 고딕"/>
+          <w:b w:val="0"/>
+          <w:sz w:val="21"/>
+        </w:rPr>
+        <w:t>솔로</w:t>
+      </w:r>
+    </w:p>
+    <w:p>
+      <w:pPr>
+        <w:spacing w:line="324" w:lineRule="auto" w:after="80"/>
+      </w:pPr>
+      <w:r>
+        <w:rPr w:rFonts="맑은 고딕">
+          <w:rFonts w:ascii="맑은 고딕" w:hAnsi="맑은 고딕" w:eastAsia="맑은 고딕"/>
+          <w:b w:val="0"/>
+          <w:color w:val="6B7280"/>
+          <w:sz w:val="21"/>
+        </w:rPr>
+        <w:t xml:space="preserve">· </w:t>
+      </w:r>
+      <w:r>
+        <w:rPr w:rFonts="맑은 고딕">
+          <w:rFonts w:ascii="맑은 고딕" w:hAnsi="맑은 고딕" w:eastAsia="맑은 고딕"/>
+          <w:b/>
+          <w:color w:val="1F2937"/>
+          <w:sz w:val="21"/>
+        </w:rPr>
+        <w:t xml:space="preserve">아티스트 소개: </w:t>
+      </w:r>
+      <w:r>
+        <w:rPr w:rFonts="맑은 고딕">
+          <w:rFonts w:ascii="맑은 고딕" w:hAnsi="맑은 고딕" w:eastAsia="맑은 고딕"/>
+          <w:b w:val="0"/>
+          <w:sz w:val="21"/>
+        </w:rPr>
+        <w:t>감미로운 팔세토 가성과 거친 샤우팅을 자유자재로 넘나들며 1970년대 서던 소울(Southern Soul)의 황금기를 이룩한 위대한 보컬리스트이자 송라이터입니다. 세속적인 소울 음악의 정점에서 목회자의 길을 택하여 복음성가(Gospel)의 영역으로 음악적 지평을 넓혔으며, 인간의 관능과 영적인 숭고함을 하나로 융합해 낸 독보적인 팝 음악사의 거인입니다.</w:t>
+      </w:r>
+    </w:p>
+    <w:p>
+      <w:pPr>
+        <w:spacing w:line="324" w:lineRule="auto" w:before="200" w:after="80"/>
+      </w:pPr>
+      <w:r>
+        <w:rPr w:rFonts="맑은 고딕">
+          <w:rFonts w:ascii="맑은 고딕" w:hAnsi="맑은 고딕" w:eastAsia="맑은 고딕"/>
+          <w:b/>
+          <w:color w:val="1E3A8A"/>
+          <w:sz w:val="24"/>
+        </w:rPr>
+        <w:t>3. 음반 상세 분석</w:t>
+      </w:r>
+    </w:p>
+    <w:p>
+      <w:pPr>
+        <w:spacing w:line="324" w:lineRule="auto" w:after="80"/>
+      </w:pPr>
+      <w:r>
+        <w:rPr w:rFonts="맑은 고딕">
+          <w:rFonts w:ascii="맑은 고딕" w:hAnsi="맑은 고딕" w:eastAsia="맑은 고딕"/>
+          <w:b w:val="0"/>
+          <w:color w:val="6B7280"/>
+          <w:sz w:val="21"/>
+        </w:rPr>
+        <w:t xml:space="preserve">· </w:t>
+      </w:r>
+      <w:r>
+        <w:rPr w:rFonts="맑은 고딕">
+          <w:rFonts w:ascii="맑은 고딕" w:hAnsi="맑은 고딕" w:eastAsia="맑은 고딕"/>
+          <w:b/>
+          <w:color w:val="1F2937"/>
+          <w:sz w:val="21"/>
+        </w:rPr>
+        <w:t xml:space="preserve">역사적 위치: </w:t>
+      </w:r>
+      <w:r>
+        <w:rPr w:rFonts="맑은 고딕">
+          <w:rFonts w:ascii="맑은 고딕" w:hAnsi="맑은 고딕" w:eastAsia="맑은 고딕"/>
+          <w:b w:val="0"/>
+          <w:sz w:val="21"/>
+        </w:rPr>
+        <w:t>상업적 멤피스 소울의 틀에서 벗어나 아티스트가 온전한 창작의 전권을 쥐었을 때 도달할 수 있는 미학적 정점을 보여준 음반입니다. 세속적 사랑가요에서 신앙적 가스펠로 이행하는 과도기적 갈등을 예술적으로 승화시켰으며, 미니멀한 편성 속에서도 리듬 앤 블루스의 본질적인 감수성을 고스란히 지켜낸 70년대 소울 음악의 위대한 분수령으로 평가받습니다.</w:t>
+      </w:r>
+    </w:p>
+    <w:p>
+      <w:pPr>
+        <w:spacing w:line="324" w:lineRule="auto" w:after="80"/>
+      </w:pPr>
+      <w:r>
+        <w:rPr w:rFonts="맑은 고딕">
+          <w:rFonts w:ascii="맑은 고딕" w:hAnsi="맑은 고딕" w:eastAsia="맑은 고딕"/>
+          <w:b w:val="0"/>
+          <w:color w:val="6B7280"/>
+          <w:sz w:val="21"/>
+        </w:rPr>
+        <w:t xml:space="preserve">· </w:t>
+      </w:r>
+      <w:r>
+        <w:rPr w:rFonts="맑은 고딕">
+          <w:rFonts w:ascii="맑은 고딕" w:hAnsi="맑은 고딕" w:eastAsia="맑은 고딕"/>
+          <w:b/>
+          <w:color w:val="1F2937"/>
+          <w:sz w:val="21"/>
+        </w:rPr>
+        <w:t xml:space="preserve">시대의 흔적(스토리텔링): </w:t>
+      </w:r>
+      <w:r>
+        <w:rPr w:rFonts="맑은 고딕">
+          <w:rFonts w:ascii="맑은 고딕" w:hAnsi="맑은 고딕" w:eastAsia="맑은 고딕"/>
+          <w:b w:val="0"/>
+          <w:sz w:val="21"/>
+        </w:rPr>
+        <w:t>디스코 열풍이 전 세계 클럽과 거리를 휘감으며 현란한 전자음이 범람하던 1977년의 세기말적 풍경 속에서, 알 그린은 반대로 악기를 덜어내고 자신의 내면으로 깊숙이 침잠했습니다. 화려한 유행에 휩쓸리지 않고 자신의 상처와 고뇌, 그리고 신을 향한 사랑을 기타 한 대와 나직한 육성으로 노래한 이 음반은, 당시 방황하던 청춘들에게 고요하지만 강력한 영혼의 안식처를 선사해 주었습니다.</w:t>
+      </w:r>
+    </w:p>
+    <w:p>
+      <w:pPr>
+        <w:spacing w:line="324" w:lineRule="auto" w:before="200" w:after="80"/>
+      </w:pPr>
+      <w:r>
+        <w:rPr w:rFonts="맑은 고딕">
+          <w:rFonts w:ascii="맑은 고딕" w:hAnsi="맑은 고딕" w:eastAsia="맑은 고딕"/>
+          <w:b/>
+          <w:color w:val="1E3A8A"/>
+          <w:sz w:val="24"/>
+        </w:rPr>
+        <w:t>4. 주요 수록곡 및 감상 제언</w:t>
+      </w:r>
+    </w:p>
+    <w:p>
+      <w:pPr>
+        <w:spacing w:line="324" w:lineRule="auto" w:after="80"/>
+      </w:pPr>
+      <w:r>
+        <w:rPr w:rFonts="맑은 고딕">
+          <w:rFonts w:ascii="맑은 고딕" w:hAnsi="맑은 고딕" w:eastAsia="맑은 고딕"/>
+          <w:b w:val="0"/>
+          <w:color w:val="6B7280"/>
+          <w:sz w:val="21"/>
+        </w:rPr>
+        <w:t xml:space="preserve">· </w:t>
+      </w:r>
+      <w:r>
+        <w:rPr w:rFonts="맑은 고딕">
+          <w:rFonts w:ascii="맑은 고딕" w:hAnsi="맑은 고딕" w:eastAsia="맑은 고딕"/>
+          <w:b/>
+          <w:color w:val="1F2937"/>
+          <w:sz w:val="21"/>
+        </w:rPr>
+        <w:t xml:space="preserve">주요 수록곡 특징: </w:t>
+      </w:r>
+      <w:r>
+        <w:rPr w:rFonts="맑은 고딕">
+          <w:rFonts w:ascii="맑은 고딕" w:hAnsi="맑은 고딕" w:eastAsia="맑은 고딕"/>
+          <w:b w:val="0"/>
+          <w:sz w:val="21"/>
+        </w:rPr>
+        <w:t>첫 트랙 'Belle'은 "신을 사랑하는 것만큼 당신을 사랑할 수는 없지만, 당신을 향한 사랑 또한 진실하다"고 읊조리는 갈등과 고백이 담긴 이 음반의 백미이며, 알 그린 특유의 리듬감 넘치는 커팅 기타와 낭만적인 현악이 어우러진 'Loving You', 여름날의 나른한 햇살처럼 포근한 멜로디가 일품인 'Feels Like Summer', 한 편의 서정시처럼 유려하게 흘러가는 'Dream' 등 전 곡에 걸쳐 절제된 세련미와 우아한 서정성이 찬란하게 빛납니다.</w:t>
+      </w:r>
+    </w:p>
+    <w:p>
+      <w:pPr>
+        <w:spacing w:line="324" w:lineRule="auto" w:after="80"/>
+      </w:pPr>
+      <w:r>
+        <w:rPr w:rFonts="맑은 고딕">
+          <w:rFonts w:ascii="맑은 고딕" w:hAnsi="맑은 고딕" w:eastAsia="맑은 고딕"/>
+          <w:b w:val="0"/>
+          <w:color w:val="6B7280"/>
+          <w:sz w:val="21"/>
+        </w:rPr>
+        <w:t xml:space="preserve">· </w:t>
+      </w:r>
+      <w:r>
+        <w:rPr w:rFonts="맑은 고딕">
+          <w:rFonts w:ascii="맑은 고딕" w:hAnsi="맑은 고딕" w:eastAsia="맑은 고딕"/>
+          <w:b/>
+          <w:color w:val="1F2937"/>
+          <w:sz w:val="21"/>
+        </w:rPr>
+        <w:t xml:space="preserve">빈티지 감상 제언: </w:t>
+      </w:r>
+      <w:r>
+        <w:rPr w:rFonts="맑은 고딕">
+          <w:rFonts w:ascii="맑은 고딕" w:hAnsi="맑은 고딕" w:eastAsia="맑은 고딕"/>
+          <w:b w:val="0"/>
+          <w:sz w:val="21"/>
+        </w:rPr>
+        <w:t>진공관 앰프의 온기가 피어오를 때 턴테이블의 카트리지가 바이닐의 소리골을 긁으며 내는 특유의 질감은 알 그린의 어쿠스틱 기타 터치와 거친 숨소리를 손에 잡힐 듯 생생하게 살려냅니다. 정제되지 않은 드럼의 스네어 타격감과 섬세한 팔세토 보컬의 배음이 아날로그 시스템을 통해 공간을 채울 때, 리스너는 1977년 멤피스의 작은 스튜디오 한가운데 서 있는 듯한 황홀한 현장감을 만끽할 수 있습니다.</w:t>
+      </w:r>
+    </w:p>
+    <w:p>
+      <w:pPr>
+        <w:spacing w:line="324" w:lineRule="auto" w:after="80"/>
+      </w:pPr>
+      <w:r>
+        <w:rPr w:rFonts="맑은 고딕">
+          <w:rFonts w:ascii="맑은 고딕" w:hAnsi="맑은 고딕" w:eastAsia="맑은 고딕"/>
+          <w:b w:val="0"/>
+          <w:color w:val="6B7280"/>
+          <w:sz w:val="21"/>
+        </w:rPr>
+        <w:t xml:space="preserve">· </w:t>
+      </w:r>
+      <w:r>
+        <w:rPr w:rFonts="맑은 고딕">
+          <w:rFonts w:ascii="맑은 고딕" w:hAnsi="맑은 고딕" w:eastAsia="맑은 고딕"/>
+          <w:b/>
+          <w:color w:val="1F2937"/>
+          <w:sz w:val="21"/>
+        </w:rPr>
+        <w:t xml:space="preserve">소장 가치: </w:t>
+      </w:r>
+      <w:r>
+        <w:rPr w:rFonts="맑은 고딕">
+          <w:rFonts w:ascii="맑은 고딕" w:hAnsi="맑은 고딕" w:eastAsia="맑은 고딕"/>
+          <w:b w:val="0"/>
+          <w:sz w:val="21"/>
+        </w:rPr>
+        <w:t>거대 레코드사의 상업적 기획에서 벗어나 음악가 자신의 순수한 예술혼으로 직조해 낸 독립적 걸작이라는 점에서 LP 컬렉터들에게는 대체 불가능한 소장 가치를 지닙니다. 70년대 오리지널 아날로그 마스터링의 따뜻한 정취와 알 그린의 가장 진실했던 순간을 고스란히 물리적 매체로 간직할 수 있는 귀중한 문화적 유산입니다.</w:t>
+      </w:r>
+    </w:p>
+    <w:p>
+      <w:pPr>
+        <w:spacing w:line="324" w:lineRule="auto" w:after="120" w:before="160"/>
+      </w:pPr>
+      <w:r>
+        <w:rPr w:rFonts="맑은 고딕">
+          <w:rFonts w:ascii="맑은 고딕" w:hAnsi="맑은 고딕" w:eastAsia="맑은 고딕"/>
+          <w:b/>
+          <w:color w:val="4338CA"/>
+          <w:sz w:val="21"/>
+        </w:rPr>
+        <w:t>이 음반을 통해 세속의 번뇌를 넘어선 순수한 영혼의 율동이 바이닐의 따스한 숨결을 타고 전해주는 감동을 다시 한번 경험해 보시는 것은 어떨까요?</w:t>
       </w:r>
     </w:p>
     <w:sectPr>
       <w:pgSz w:w="12240" w:h="15840"/>
-      <w:pgMar w:top="1440" w:right="1440" w:bottom="1440" w:left="1440" w:header="720" w:footer="720" w:gutter="0"/>
+      <w:pgMar w:top="1152" w:right="1296" w:bottom="1152" w:left="1296" w:header="720" w:footer="720" w:gutter="0"/>
       <w:cols w:space="720"/>
       <w:docGrid w:linePitch="360"/>
     </w:sectPr>

--- a/word_reports/LP_0054_위치_156_Al Green_The Belle Album.docx
+++ b/word_reports/LP_0054_위치_156_Al Green_The Belle Album.docx
@@ -32,7 +32,7 @@
     </w:p>
     <w:p>
       <w:pPr>
-        <w:spacing w:line="324" w:lineRule="auto" w:before="80" w:after="160"/>
+        <w:spacing w:line="324" w:lineRule="auto" w:before="80" w:after="120"/>
       </w:pPr>
       <w:r>
         <w:rPr w:rFonts="맑은 고딕">
@@ -42,13 +42,6 @@
           <w:sz w:val="22"/>
         </w:rPr>
         <w:t xml:space="preserve">[음반 소개] </w:t>
-      </w:r>
-      <w:r>
-        <w:rPr w:rFonts="맑은 고딕">
-          <w:rFonts w:ascii="맑은 고딕" w:hAnsi="맑은 고딕" w:eastAsia="맑은 고딕"/>
-          <w:b w:val="0"/>
-          <w:sz w:val="21"/>
-        </w:rPr>
       </w:r>
     </w:p>
     <w:p>
@@ -61,7 +54,33 @@
           <w:b w:val="0"/>
           <w:sz w:val="21"/>
         </w:rPr>
-        <w:t>세속적인 사랑의 열병과 신을 향한 거룩한 헌신 그 아득한 경계 위에서, 소울의 거장 알 그린이 자신의 영혼을 온전히 투망하여 빚어낸 1977년의 기적 같은 걸작입니다. 오랜 조력자 윌리 미첼의 곁을 떠나 스스로 어쿠스틱 기타를 쥐고 프로듀싱까지 도맡은 이 음반은, 화려한 오케스트레이션 대신 인간 내면의 가장 진솔하고 투명한 고백을 담아냈습니다. 벨벳처럼 부드러운 가성과 절제된 리듬 사이로 피어오르는 영적인 평온은 반세기가 흐른 오늘날에도 듣는 이의 메마른 감성을 더없이 깊고 따스하게 어루만집니다. 고결한 예술적 해방과 숭고한 구원의 빛이 교차하는 이 음반은 흑인 음악사를 통틀어 가장 내밀하고 아름다운 영혼의 서사시로 기억됩니다.</w:t>
+        <w:t>1970년대 소울 음악의 정점에서 세속적 성공과 관능의 상징으로 군림하던 알 그린은 1970년대 중반, 삶을 송두리째 뒤흔든 비극적 사건과 극적인 영적 각성을 겪게 됩니다. 화려했던 팝스타의 삶 뒤편에 도사린 실존적 공허를 목도한 그는 세속의 쾌락을 찬미하던 자리에서 내려와 멤피스의 작은 교회에서 목회자의 길을 걷기 시작했습니다. 1977년에 발표된 『The Belle Album』은 바로 그 격렬한 영혼의 소용돌이 한가운데서, 오랜 음악적 동반자였던 명프로듀서 윌리 미첼(Willie Mitchell)의 품을 떠나 온전히 홀로서기를 감행하여 피워낸 위대한 자기 고백의 기록입니다.</w:t>
+      </w:r>
+    </w:p>
+    <w:p>
+      <w:pPr>
+        <w:spacing w:line="324" w:lineRule="auto" w:after="120"/>
+      </w:pPr>
+      <w:r>
+        <w:rPr w:rFonts="맑은 고딕">
+          <w:rFonts w:ascii="맑은 고딕" w:hAnsi="맑은 고딕" w:eastAsia="맑은 고딕"/>
+          <w:b w:val="0"/>
+          <w:sz w:val="21"/>
+        </w:rPr>
+        <w:t>이 앨범은 대중음악사에서 가장 숭고한 화해의 순간을 포착하고 있습니다. 알 그린은 자신이 직접 설립한 아메리칸 뮤직 스튜디오(American Music Studios)에서 전곡을 작곡하고 프로듀싱했을 뿐만 아니라, 생애 처음으로 직접 어쿠스틱과 일렉트릭 기타를 연주하며 사운드의 골조를 세웠습니다. 타이틀곡 'Belle'에서 "당신을 원하지만, 내게 정작 필요한 분은 바로 그분(하나님)입니다"라고 나지막이 읊조리듯, 앨범 전반을 관통하는 정조는 육체적 사랑과 종교적 헌신 사이의 날 선 갈등이 아닌, 인간적 온기와 영적 환희가 하나로 포개어지는 찬란한 융합입니다.</w:t>
+      </w:r>
+    </w:p>
+    <w:p>
+      <w:pPr>
+        <w:spacing w:line="324" w:lineRule="auto" w:after="120"/>
+      </w:pPr>
+      <w:r>
+        <w:rPr w:rFonts="맑은 고딕">
+          <w:rFonts w:ascii="맑은 고딕" w:hAnsi="맑은 고딕" w:eastAsia="맑은 고딕"/>
+          <w:b w:val="0"/>
+          <w:sz w:val="21"/>
+        </w:rPr>
+        <w:t>음악적으로 이 음반은 당대를 뒤덮었던 화려한 디스코와 웅장한 오케스트레이션의 유행을 정면으로 거스릅니다. 화려한 브라스와 현악의 외피를 과감히 걷어내고, 알 그린 본인의 절제된 어쿠스틱 기타 리듬과 유연한 훵크 베이스, 그리고 은혜로 가득 찬 드럼 비트 위에 오롯이 자신의 목소리를 얹었습니다. 가성과 진성을 오가며 영혼을 쥐어짜는 듯한 그의 보컬은 기교를 넘어선 구도자의 호흡이며, 세월이 흘러도 빛바래지 않는 서정적 울림으로 듣는 이의 마음 깊은 곳을 정화합니다. 세속의 팝 음악이 영성의 영역과 맞닿을 때 탄생할 수 있는 최상의 미학적 결실이 바로 이 한 장의 바이닐 속에 담겨 있습니다.</w:t>
       </w:r>
     </w:p>
     <w:p>
@@ -168,7 +187,7 @@
           <w:b w:val="0"/>
           <w:sz w:val="21"/>
         </w:rPr>
-        <w:t>1977년 12월 하이 레코드(Hi Records)를 통해 발매되었으며, 멤피스 사운드의 상징이었던 프로듀서 윌리 미첼과 결별한 후 알 그린이 자신의 스튜디오인 아메리칸 뮤직(American Music)에서 전곡을 직접 작곡하고 홀로 프로듀싱하여 세상에 내놓은 기념비적인 자립의 음반입니다.</w:t>
+        <w:t>1977년 하이 레코즈(Hi Records)를 통해 발매된 통산 열 번째 정규 스튜디오 앨범입니다. 명프로듀서 윌리 미첼의 멤피스 사운드 공식을 벗어나, 알 그린이 자체 스튜디오에서 작곡, 편곡, 프로듀싱은 물론 리드 기타 연주까지 도맡아 완성한 독자적 예술 세계의 출발점입니다.</w:t>
       </w:r>
     </w:p>
     <w:p>
@@ -199,7 +218,7 @@
           <w:b w:val="0"/>
           <w:sz w:val="21"/>
         </w:rPr>
-        <w:t>발매 당시 빌보드 R&amp;B 앨범 차트 29위, 빌보드 200 차트 153위에 오르며 전성기 시절의 폭발적인 상업적 히트에는 미치지 못했으나, 싱글 'Belle'이 R&amp;B 차트 9위를 기록하는 등 대중과 평단의 깊은 지지를 받으며 스테디셀러로 자리매김했습니다.</w:t>
+        <w:t>발매 당시 빌보드 R&amp;B 앨범 차트 29위, 팝 앨범 차트 200위권에 머물며 전성기 시절의 폭발적인 싱글 히트 중심 상업 성적에는 미치지 못했으나, 평단과 진성 소울 마니아들의 압도적인 지지를 받으며 시대를 초월한 스테디셀러이자 컬트적 걸작으로 확고히 자리 잡았습니다.</w:t>
       </w:r>
     </w:p>
     <w:p>
@@ -230,7 +249,7 @@
           <w:b w:val="0"/>
           <w:sz w:val="21"/>
         </w:rPr>
-        <w:t>음악 평론계의 기념비적 찬사를 받으며 저명한 평론가 로버트 크리스트가우(Robert Christgau)의 1977년 '올해의 앨범'으로 선정되었고, 후일 음악 잡지 롤링 스톤(Rolling Stone)이 선정한 '역사상 가장 위대한 앨범 500선(500 Greatest Albums of All Time)'에 당당히 이름을 올리며 불멸의 가치를 공인받았습니다.</w:t>
+        <w:t>롤링 스톤(Rolling Stone)지 선정 '역사상 가장 위대한 명반 500선'에 등재되었으며, 당대 최고 권위의 음악 평론가 로버트 크리스트가우(Robert Christgau)로부터 A+ 평점을 받는 등 1970년대 후반을 대표하는 소울/가스펠의 기념비적 걸작으로 공인받고 있습니다.</w:t>
       </w:r>
     </w:p>
     <w:p>
@@ -275,7 +294,7 @@
           <w:b w:val="0"/>
           <w:sz w:val="21"/>
         </w:rPr>
-        <w:t>미국 (미국 아칸소주 포러스트 시티 출생)</w:t>
+        <w:t>미국 (United States)</w:t>
       </w:r>
     </w:p>
     <w:p>
@@ -337,7 +356,7 @@
           <w:b w:val="0"/>
           <w:sz w:val="21"/>
         </w:rPr>
-        <w:t>솔로</w:t>
+        <w:t>솔로 (Solo)</w:t>
       </w:r>
     </w:p>
     <w:p>
@@ -368,7 +387,7 @@
           <w:b w:val="0"/>
           <w:sz w:val="21"/>
         </w:rPr>
-        <w:t>감미로운 팔세토 가성과 거친 샤우팅을 자유자재로 넘나들며 1970년대 서던 소울(Southern Soul)의 황금기를 이룩한 위대한 보컬리스트이자 송라이터입니다. 세속적인 소울 음악의 정점에서 목회자의 길을 택하여 복음성가(Gospel)의 영역으로 음악적 지평을 넓혔으며, 인간의 관능과 영적인 숭고함을 하나로 융합해 낸 독보적인 팝 음악사의 거인입니다.</w:t>
+        <w:t>서던 소울과 멤피스 소울의 황금기를 상징하는 불세출의 거장이자 싱어송라이터입니다. 벨벳처럼 부드러운 중저음과 천상의 팔세토를 넘나드는 천재적인 보컬 테크닉으로 블랙 뮤직의 표현 영역을 극한까지 확장했으며, 록앤롤 명예의 전당과 작곡가 명예의 전당에 모두 헌액된 대중음악사의 살아있는 전설입니다.</w:t>
       </w:r>
     </w:p>
     <w:p>
@@ -413,7 +432,7 @@
           <w:b w:val="0"/>
           <w:sz w:val="21"/>
         </w:rPr>
-        <w:t>상업적 멤피스 소울의 틀에서 벗어나 아티스트가 온전한 창작의 전권을 쥐었을 때 도달할 수 있는 미학적 정점을 보여준 음반입니다. 세속적 사랑가요에서 신앙적 가스펠로 이행하는 과도기적 갈등을 예술적으로 승화시켰으며, 미니멀한 편성 속에서도 리듬 앤 블루스의 본질적인 감수성을 고스란히 지켜낸 70년대 소울 음악의 위대한 분수령으로 평가받습니다.</w:t>
+        <w:t>1970년대 소울 음악계에서 '자기 해방과 영적 승화'를 완벽하게 일구어낸 명반입니다. 거대 제작 시스템의 통제를 벗어나 아티스트 본연의 내면적 비전을 온전히 사운드로 구현해 냈다는 점에서, 마빈 게이의 『What's Going On』이나 스티비 원더의 황금기 연작에 비견될 만한 작가주의적 성취를 보여줍니다.</w:t>
       </w:r>
     </w:p>
     <w:p>
@@ -444,7 +463,7 @@
           <w:b w:val="0"/>
           <w:sz w:val="21"/>
         </w:rPr>
-        <w:t>디스코 열풍이 전 세계 클럽과 거리를 휘감으며 현란한 전자음이 범람하던 1977년의 세기말적 풍경 속에서, 알 그린은 반대로 악기를 덜어내고 자신의 내면으로 깊숙이 침잠했습니다. 화려한 유행에 휩쓸리지 않고 자신의 상처와 고뇌, 그리고 신을 향한 사랑을 기타 한 대와 나직한 육성으로 노래한 이 음반은, 당시 방황하던 청춘들에게 고요하지만 강력한 영혼의 안식처를 선사해 주었습니다.</w:t>
+        <w:t>1970년대 후반은 현란한 디스코 비트와 말초적 유희가 메인스트림 클럽 문화를 지배하던 혼돈의 시대였습니다. 영혼의 깊은 상처와 종교적 회심을 겪은 알 그린은 이러한 시대적 유행에 영합하지 않고, 고요한 어쿠스틱 사운드로 청춘들의 지친 내면을 위로했습니다. 방황하던 당대 음악 애호가들에게 이 음반은 세속적 욕망을 넘어선 초월적 안식처를 선사해 주었습니다.</w:t>
       </w:r>
     </w:p>
     <w:p>
@@ -489,7 +508,99 @@
           <w:b w:val="0"/>
           <w:sz w:val="21"/>
         </w:rPr>
-        <w:t>첫 트랙 'Belle'은 "신을 사랑하는 것만큼 당신을 사랑할 수는 없지만, 당신을 향한 사랑 또한 진실하다"고 읊조리는 갈등과 고백이 담긴 이 음반의 백미이며, 알 그린 특유의 리듬감 넘치는 커팅 기타와 낭만적인 현악이 어우러진 'Loving You', 여름날의 나른한 햇살처럼 포근한 멜로디가 일품인 'Feels Like Summer', 한 편의 서정시처럼 유려하게 흘러가는 'Dream' 등 전 곡에 걸쳐 절제된 세련미와 우아한 서정성이 찬란하게 빛납니다.</w:t>
+      </w:r>
+    </w:p>
+    <w:p>
+      <w:pPr>
+        <w:spacing w:line="324" w:lineRule="auto" w:after="80"/>
+      </w:pPr>
+      <w:r>
+        <w:rPr w:rFonts="맑은 고딕">
+          <w:rFonts w:ascii="맑은 고딕" w:hAnsi="맑은 고딕" w:eastAsia="맑은 고딕"/>
+          <w:b w:val="0"/>
+          <w:color w:val="6B7280"/>
+          <w:sz w:val="21"/>
+        </w:rPr>
+        <w:t xml:space="preserve">· </w:t>
+      </w:r>
+      <w:r>
+        <w:rPr w:rFonts="맑은 고딕">
+          <w:rFonts w:ascii="맑은 고딕" w:hAnsi="맑은 고딕" w:eastAsia="맑은 고딕"/>
+          <w:b/>
+          <w:color w:val="1F2937"/>
+          <w:sz w:val="21"/>
+        </w:rPr>
+        <w:t xml:space="preserve">"Belle": </w:t>
+      </w:r>
+      <w:r>
+        <w:rPr w:rFonts="맑은 고딕">
+          <w:rFonts w:ascii="맑은 고딕" w:hAnsi="맑은 고딕" w:eastAsia="맑은 고딕"/>
+          <w:b w:val="0"/>
+          <w:sz w:val="21"/>
+        </w:rPr>
+        <w:t>어쿠스틱 기타의 맑은 울림 위에 알 그린의 내밀한 신앙적 고백이 얹힌 불후의 타이틀곡으로, 절제된 리듬과 섬세한 보컬의 완급 조절이 비장할 만큼 아름다운 감동을 자아냅니다.</w:t>
+      </w:r>
+    </w:p>
+    <w:p>
+      <w:pPr>
+        <w:spacing w:line="324" w:lineRule="auto" w:after="80"/>
+      </w:pPr>
+      <w:r>
+        <w:rPr w:rFonts="맑은 고딕">
+          <w:rFonts w:ascii="맑은 고딕" w:hAnsi="맑은 고딕" w:eastAsia="맑은 고딕"/>
+          <w:b w:val="0"/>
+          <w:color w:val="6B7280"/>
+          <w:sz w:val="21"/>
+        </w:rPr>
+        <w:t xml:space="preserve">· </w:t>
+      </w:r>
+      <w:r>
+        <w:rPr w:rFonts="맑은 고딕">
+          <w:rFonts w:ascii="맑은 고딕" w:hAnsi="맑은 고딕" w:eastAsia="맑은 고딕"/>
+          <w:b/>
+          <w:color w:val="1F2937"/>
+          <w:sz w:val="21"/>
+        </w:rPr>
+        <w:t xml:space="preserve">"I Feel Good": </w:t>
+      </w:r>
+      <w:r>
+        <w:rPr w:rFonts="맑은 고딕">
+          <w:rFonts w:ascii="맑은 고딕" w:hAnsi="맑은 고딕" w:eastAsia="맑은 고딕"/>
+          <w:b w:val="0"/>
+          <w:sz w:val="21"/>
+        </w:rPr>
+        <w:t>성스러운 구원의 기쁨을 경쾌하고 탄력 넘치는 서던 훵크 그루브로 전환해 낸 곡으로, 긍정의 에너지가 넘쳐흐르는 보컬 애드리브가 백미입니다.</w:t>
+      </w:r>
+    </w:p>
+    <w:p>
+      <w:pPr>
+        <w:spacing w:line="324" w:lineRule="auto" w:after="80"/>
+      </w:pPr>
+      <w:r>
+        <w:rPr w:rFonts="맑은 고딕">
+          <w:rFonts w:ascii="맑은 고딕" w:hAnsi="맑은 고딕" w:eastAsia="맑은 고딕"/>
+          <w:b w:val="0"/>
+          <w:color w:val="6B7280"/>
+          <w:sz w:val="21"/>
+        </w:rPr>
+        <w:t xml:space="preserve">· </w:t>
+      </w:r>
+      <w:r>
+        <w:rPr w:rFonts="맑은 고딕">
+          <w:rFonts w:ascii="맑은 고딕" w:hAnsi="맑은 고딕" w:eastAsia="맑은 고딕"/>
+          <w:b/>
+          <w:color w:val="1F2937"/>
+          <w:sz w:val="21"/>
+        </w:rPr>
+        <w:t xml:space="preserve">"Dream": </w:t>
+      </w:r>
+      <w:r>
+        <w:rPr w:rFonts="맑은 고딕">
+          <w:rFonts w:ascii="맑은 고딕" w:hAnsi="맑은 고딕" w:eastAsia="맑은 고딕"/>
+          <w:b w:val="0"/>
+          <w:sz w:val="21"/>
+        </w:rPr>
+        <w:t>꿈결처럼 몽환적인 일렉트릭 피아노와 알 그린 특유의 부드럽고 관능적인 가성이 절묘한 조화를 이루며, 듣는 이를 포근하게 감싸 안는 멜로디의 정수를 들려줍니다.</w:t>
       </w:r>
     </w:p>
     <w:p>
@@ -520,7 +631,7 @@
           <w:b w:val="0"/>
           <w:sz w:val="21"/>
         </w:rPr>
-        <w:t>진공관 앰프의 온기가 피어오를 때 턴테이블의 카트리지가 바이닐의 소리골을 긁으며 내는 특유의 질감은 알 그린의 어쿠스틱 기타 터치와 거친 숨소리를 손에 잡힐 듯 생생하게 살려냅니다. 정제되지 않은 드럼의 스네어 타격감과 섬세한 팔세토 보컬의 배음이 아날로그 시스템을 통해 공간을 채울 때, 리스너는 1977년 멤피스의 작은 스튜디오 한가운데 서 있는 듯한 황홀한 현장감을 만끽할 수 있습니다.</w:t>
+        <w:t>윌리 미첼 시절의 웅장한 리버브를 걷어내고 드라이하면서도 밀도 높게 녹음된 보컬과 어쿠스틱 기타 톤이 압권입니다. 진공관 앰프의 따뜻한 배음과 아날로그 턴테이블의 질감이 어우러질 때, 알 그린의 숨소리와 현을 튕기는 손가락의 미세한 마찰음까지 입체적으로 살아나 마치 리스닝 룸 한가운데서 그가 나직이 기도를 읊조리는 듯한 내밀한 현장감을 체감할 수 있습니다.</w:t>
       </w:r>
     </w:p>
     <w:p>
@@ -551,7 +662,7 @@
           <w:b w:val="0"/>
           <w:sz w:val="21"/>
         </w:rPr>
-        <w:t>거대 레코드사의 상업적 기획에서 벗어나 음악가 자신의 순수한 예술혼으로 직조해 낸 독립적 걸작이라는 점에서 LP 컬렉터들에게는 대체 불가능한 소장 가치를 지닙니다. 70년대 오리지널 아날로그 마스터링의 따뜻한 정취와 알 그린의 가장 진실했던 순간을 고스란히 물리적 매체로 간직할 수 있는 귀중한 문화적 유산입니다.</w:t>
+        <w:t>상업적 계산을 완전히 배제하고 알 그린이라는 한 인간의 가장 순수하고 진실한 예술혼만을 담아낸 독보적인 앨범입니다. LP 특유의 풍성한 중저역과 따뜻한 아날로그 마스터링의 질감을 오롯이 만끽할 수 있는 음반으로, 정통 소울과 바이닐 컬렉터라면 반드시 턴테이블 옆에 갖추어 두어야 할 필청 명반입니다.</w:t>
       </w:r>
     </w:p>
     <w:p>
@@ -565,7 +676,7 @@
           <w:color w:val="4338CA"/>
           <w:sz w:val="21"/>
         </w:rPr>
-        <w:t>이 음반을 통해 세속의 번뇌를 넘어선 순수한 영혼의 율동이 바이닐의 따스한 숨결을 타고 전해주는 감동을 다시 한번 경험해 보시는 것은 어떨까요?</w:t>
+        <w:t>이 음반을 통해 세속의 번뇌를 씻어내고 영혼의 가장 깊은 곳을 어루만지는 알 그린의 숭고한 멜로디가 전해주는 감동을 다시 한번 경험해 보시는 것은 어떨까요?</w:t>
       </w:r>
     </w:p>
     <w:sectPr>
